--- a/仕様書.docx
+++ b/仕様書.docx
@@ -101,6 +101,92 @@
       </w:r>
     </w:p>
     <w:p>
+      <w:r>
+        <w:rPr>
+          <w:rFonts w:hint="eastAsia"/>
+        </w:rPr>
+        <w:t>・対象スコープと今後のロードマップ</w:t>
+      </w:r>
+    </w:p>
+    <w:p>
+      <w:r>
+        <w:rPr>
+          <w:rFonts w:hint="eastAsia"/>
+        </w:rPr>
+        <w:t>本システムは、段階的なリリースを前提として設計する。初期リリースでは、コア機能の検証に集中し、その後のアップデートにて対象範囲を</w:t>
+      </w:r>
+      <w:r>
+        <w:rPr>
+          <w:rFonts w:hint="eastAsia"/>
+        </w:rPr>
+        <w:t>順次拡大していく。</w:t>
+      </w:r>
+    </w:p>
+    <w:p>
+      <w:pPr>
+        <w:pStyle w:val="a9"/>
+        <w:numPr>
+          <w:ilvl w:val="0"/>
+          <w:numId w:val="1"/>
+        </w:numPr>
+      </w:pPr>
+      <w:r>
+        <w:rPr>
+          <w:rFonts w:hint="eastAsia"/>
+        </w:rPr>
+        <w:t>フェーズ１ 初期リリースの対象範囲</w:t>
+      </w:r>
+    </w:p>
+    <w:p>
+      <w:r>
+        <w:rPr>
+          <w:rFonts w:hint="eastAsia"/>
+        </w:rPr>
+        <w:t>科目 : 数学I</w:t>
+      </w:r>
+    </w:p>
+    <w:p>
+      <w:r>
+        <w:rPr>
+          <w:rFonts w:hint="eastAsia"/>
+        </w:rPr>
+        <w:t>単元 : 二次関数</w:t>
+      </w:r>
+    </w:p>
+    <w:p>
+      <w:r>
+        <w:rPr>
+          <w:rFonts w:hint="eastAsia"/>
+        </w:rPr>
+        <w:t>小単元 : 二次関数のグラフとx軸の共有点を求める問題</w:t>
+      </w:r>
+    </w:p>
+    <w:p>
+      <w:r>
+        <w:rPr>
+          <w:rFonts w:hint="eastAsia"/>
+        </w:rPr>
+        <w:t>目的 : 上記の単一フォーマットにおける「問題自動生成~pdf出力」の基本アーキテクチャとUI/UXの有用性を検証する。</w:t>
+      </w:r>
+    </w:p>
+    <w:p>
+      <w:r>
+        <w:rPr>
+          <w:rFonts w:hint="eastAsia"/>
+        </w:rPr>
+        <w:lastRenderedPageBreak/>
+        <w:t>2. フェーズ2以降(今後のアップデート予定)</w:t>
+      </w:r>
+    </w:p>
+    <w:p>
+      <w:r>
+        <w:rPr>
+          <w:rFonts w:hint="eastAsia"/>
+        </w:rPr>
+        <w:t>数学Ⅰの他の単元の追加、他の科目(数学Ⅱ、数学Ａなど)の追加、複数単元のミックスなどの追加</w:t>
+      </w:r>
+    </w:p>
+    <w:p>
       <w:pPr>
         <w:rPr>
           <w:sz w:val="24"/>
@@ -179,44 +265,213 @@
         <w:rPr>
           <w:rFonts w:hint="eastAsia"/>
         </w:rPr>
+        <w:t>PCのChrom、iPhoneのsafariに対応</w:t>
+      </w:r>
+      <w:r>
+        <w:rPr>
+          <w:rFonts w:hint="eastAsia"/>
+        </w:rPr>
+        <w:t>。</w:t>
+      </w:r>
+    </w:p>
+    <w:p>
+      <w:r>
+        <w:rPr>
+          <w:rFonts w:hint="eastAsia"/>
+        </w:rPr>
+        <w:t xml:space="preserve">問い合わせフォームからのボットによる自動送信や大量リクエストを防止するため、CAPTCHA認証(Google </w:t>
+      </w:r>
+      <w:r>
+        <w:t>reCAPTCHA</w:t>
+      </w:r>
+      <w:r>
+        <w:rPr>
+          <w:rFonts w:hint="eastAsia"/>
+        </w:rPr>
+        <w:t xml:space="preserve"> v3、または同等の機能)を導入する。</w:t>
+      </w:r>
+    </w:p>
+    <w:p>
+      <w:r>
+        <w:rPr>
+          <w:rFonts w:hint="eastAsia"/>
+        </w:rPr>
+        <w:t>最終的なプリントのpdfファイル生成には、サーバーサイドで動作するLaTeXエンジ</w:t>
+      </w:r>
+      <w:r>
+        <w:rPr>
+          <w:rFonts w:hint="eastAsia"/>
+        </w:rPr>
         <w:lastRenderedPageBreak/>
-        <w:t>PCのChrom、iPhoneのsafariに対応</w:t>
-      </w:r>
-      <w:r>
-        <w:rPr>
-          <w:rFonts w:hint="eastAsia"/>
-        </w:rPr>
-        <w:t>。</w:t>
-      </w:r>
-    </w:p>
-    <w:p>
-      <w:r>
-        <w:rPr>
-          <w:rFonts w:hint="eastAsia"/>
-        </w:rPr>
-        <w:t xml:space="preserve">問い合わせフォームからのボットによる自動送信や大量リクエストを防止するため、CAPTCHA認証(Google </w:t>
-      </w:r>
-      <w:r>
-        <w:t>reCAPTCHA</w:t>
-      </w:r>
-      <w:r>
-        <w:rPr>
-          <w:rFonts w:hint="eastAsia"/>
-        </w:rPr>
-        <w:t xml:space="preserve"> v3、または同等の機能)を導入する。</w:t>
-      </w:r>
-    </w:p>
-    <w:p>
-      <w:pPr>
-        <w:rPr>
-          <w:rFonts w:hint="eastAsia"/>
-        </w:rPr>
-      </w:pPr>
-      <w:r>
-        <w:rPr>
-          <w:rFonts w:hint="eastAsia"/>
-        </w:rPr>
-        <w:t>最終的なプリントのpdfファイル生成には、サーバーサイドで動作するLaTeXエンジンを利用する。</w:t>
+        <w:t>ンを利用する。</w:t>
+      </w:r>
+    </w:p>
+    <w:p>
+      <w:r>
+        <w:rPr>
+          <w:rFonts w:hint="eastAsia"/>
+        </w:rPr>
+        <w:t>技術スタックに関しては以下のとおりである。</w:t>
+      </w:r>
+    </w:p>
+    <w:p>
+      <w:pPr>
+        <w:pStyle w:val="a9"/>
+        <w:numPr>
+          <w:ilvl w:val="0"/>
+          <w:numId w:val="3"/>
+        </w:numPr>
+      </w:pPr>
+      <w:r>
+        <w:rPr>
+          <w:rFonts w:hint="eastAsia"/>
+        </w:rPr>
+        <w:t>バックエンド</w:t>
+      </w:r>
+    </w:p>
+    <w:p>
+      <w:r>
+        <w:rPr>
+          <w:rFonts w:hint="eastAsia"/>
+        </w:rPr>
+        <w:t>開発言語 : Python 3</w:t>
+      </w:r>
+    </w:p>
+    <w:p>
+      <w:r>
+        <w:rPr>
+          <w:rFonts w:hint="eastAsia"/>
+        </w:rPr>
+        <w:t>Webフレームワーク : FastAPI</w:t>
+      </w:r>
+    </w:p>
+    <w:p>
+      <w:r>
+        <w:rPr>
+          <w:rFonts w:hint="eastAsia"/>
+        </w:rPr>
+        <w:t>主要ライブラリ : SymPy(数式処理), Jinja2(テンプレートエンジン)</w:t>
+      </w:r>
+    </w:p>
+    <w:p>
+      <w:pPr>
+        <w:pStyle w:val="a9"/>
+        <w:numPr>
+          <w:ilvl w:val="0"/>
+          <w:numId w:val="3"/>
+        </w:numPr>
+      </w:pPr>
+      <w:r>
+        <w:rPr>
+          <w:rFonts w:hint="eastAsia"/>
+        </w:rPr>
+        <w:t>フロントエンド</w:t>
+      </w:r>
+    </w:p>
+    <w:p>
+      <w:r>
+        <w:rPr>
+          <w:rFonts w:hint="eastAsia"/>
+        </w:rPr>
+        <w:t>開発言語 : TypeScript</w:t>
+      </w:r>
+    </w:p>
+    <w:p>
+      <w:r>
+        <w:rPr>
+          <w:rFonts w:hint="eastAsia"/>
+        </w:rPr>
+        <w:t>UIフレームワーク : Next.js</w:t>
+      </w:r>
+    </w:p>
+    <w:p>
+      <w:r>
+        <w:rPr>
+          <w:rFonts w:hint="eastAsia"/>
+        </w:rPr>
+        <w:t>CSSフレームワーク : Tailwind CSS</w:t>
+      </w:r>
+    </w:p>
+    <w:p>
+      <w:pPr>
+        <w:pStyle w:val="a9"/>
+        <w:numPr>
+          <w:ilvl w:val="0"/>
+          <w:numId w:val="3"/>
+        </w:numPr>
+      </w:pPr>
+      <w:r>
+        <w:rPr>
+          <w:rFonts w:hint="eastAsia"/>
+        </w:rPr>
+        <w:t>データベース</w:t>
+      </w:r>
+    </w:p>
+    <w:p>
+      <w:r>
+        <w:rPr>
+          <w:rFonts w:hint="eastAsia"/>
+        </w:rPr>
+        <w:t>RDBMS : PostgreSQL</w:t>
+      </w:r>
+    </w:p>
+    <w:p>
+      <w:r>
+        <w:rPr>
+          <w:rFonts w:hint="eastAsia"/>
+        </w:rPr>
+        <w:t>ORM(ORマッパー) : SQLAIchemy</w:t>
+      </w:r>
+    </w:p>
+    <w:p>
+      <w:pPr>
+        <w:pStyle w:val="a9"/>
+        <w:numPr>
+          <w:ilvl w:val="0"/>
+          <w:numId w:val="3"/>
+        </w:numPr>
+      </w:pPr>
+      <w:r>
+        <w:rPr>
+          <w:rFonts w:hint="eastAsia"/>
+        </w:rPr>
+        <w:t>インフラストラクチャ・環境構築</w:t>
+      </w:r>
+    </w:p>
+    <w:p>
+      <w:r>
+        <w:rPr>
+          <w:rFonts w:hint="eastAsia"/>
+        </w:rPr>
+        <w:t>コンテナ技術 : Docker</w:t>
+      </w:r>
+    </w:p>
+    <w:p>
+      <w:r>
+        <w:rPr>
+          <w:rFonts w:hint="eastAsia"/>
+        </w:rPr>
+        <w:lastRenderedPageBreak/>
+        <w:t>ホスティング環境</w:t>
+      </w:r>
+      <w:r>
+        <w:rPr>
+          <w:rFonts w:hint="eastAsia"/>
+        </w:rPr>
+        <w:t xml:space="preserve"> : Google Cloud Run または AWS App Runner</w:t>
+      </w:r>
+    </w:p>
+    <w:p>
+      <w:pPr>
+        <w:rPr>
+          <w:rFonts w:hint="eastAsia"/>
+        </w:rPr>
+      </w:pPr>
+      <w:r>
+        <w:rPr>
+          <w:rFonts w:hint="eastAsia"/>
+        </w:rPr>
+        <w:t>フロントエンド配信 : Vercel または Cloudflare Pages</w:t>
       </w:r>
     </w:p>
     <w:p>
@@ -264,7 +519,6 @@
     <w:p>
       <w:pPr>
         <w:rPr>
-          <w:rFonts w:hint="eastAsia"/>
           <w:sz w:val="24"/>
         </w:rPr>
       </w:pPr>
@@ -274,6 +528,20 @@
           <w:sz w:val="24"/>
         </w:rPr>
         <w:t>プリント形式のプレビューには、実際の生成結果ではなく、レイアウト確認目的のダミーサンプルデータを表示する。乱数生成及びpdfへのLaTeXレンダリング処理は、ユーザーが生成ボタンを押した際にのみバックエンドで実行する。</w:t>
+      </w:r>
+    </w:p>
+    <w:p>
+      <w:pPr>
+        <w:rPr>
+          <w:sz w:val="24"/>
+        </w:rPr>
+      </w:pPr>
+      <w:r>
+        <w:rPr>
+          <w:rFonts w:hint="eastAsia"/>
+          <w:sz w:val="24"/>
+        </w:rPr>
+        <w:t>画面遷移図、画面一覧は別ファイルのパワーポイントを参照</w:t>
       </w:r>
     </w:p>
     <w:sectPr>
@@ -284,6 +552,287 @@
     </w:sectPr>
   </w:body>
 </w:document>
+</file>
+
+<file path=word/numbering.xml><?xml version="1.0" encoding="utf-8"?>
+<w:numbering xmlns:wpc="http://schemas.microsoft.com/office/word/2010/wordprocessingCanvas" xmlns:cx="http://schemas.microsoft.com/office/drawing/2014/chartex" xmlns:cx1="http://schemas.microsoft.com/office/drawing/2015/9/8/chartex" xmlns:cx2="http://schemas.microsoft.com/office/drawing/2015/10/21/chartex" xmlns:cx3="http://schemas.microsoft.com/office/drawing/2016/5/9/chartex" xmlns:cx4="http://schemas.microsoft.com/office/drawing/2016/5/10/chartex" xmlns:cx5="http://schemas.microsoft.com/office/drawing/2016/5/11/chartex" xmlns:cx6="http://schemas.microsoft.com/office/drawing/2016/5/12/chartex" xmlns:cx7="http://schemas.microsoft.com/office/drawing/2016/5/13/chartex" xmlns:cx8="http://schemas.microsoft.com/office/drawing/2016/5/14/chartex" xmlns:mc="http://schemas.openxmlformats.org/markup-compatibility/2006" xmlns:aink="http://schemas.microsoft.com/office/drawing/2016/ink" xmlns:am3d="http://schemas.microsoft.com/office/drawing/2017/model3d" xmlns:o="urn:schemas-microsoft-com:office:office" xmlns:oel="http://schemas.microsoft.com/office/2019/extlst" xmlns:r="http://schemas.openxmlformats.org/officeDocument/2006/relationships" xmlns:m="http://schemas.openxmlformats.org/officeDocument/2006/math" xmlns:v="urn:schemas-microsoft-com:vml" xmlns:wp14="http://schemas.microsoft.com/office/word/2010/wordprocessingDrawing" xmlns:wp="http://schemas.openxmlformats.org/drawingml/2006/wordprocessingDrawing" xmlns:w10="urn:schemas-microsoft-com:office:word" xmlns:w="http://schemas.openxmlformats.org/wordprocessingml/2006/main" xmlns:w14="http://schemas.microsoft.com/office/word/2010/wordml" xmlns:w15="http://schemas.microsoft.com/office/word/2012/wordml" xmlns:w16cex="http://schemas.microsoft.com/office/word/2018/wordml/cex" xmlns:w16cid="http://schemas.microsoft.com/office/word/2016/wordml/cid" xmlns:w16="http://schemas.microsoft.com/office/word/2018/wordml" xmlns:w16du="http://schemas.microsoft.com/office/word/2023/wordml/word16du" xmlns:w16sdtdh="http://schemas.microsoft.com/office/word/2020/wordml/sdtdatahash" xmlns:w16sdtfl="http://schemas.microsoft.com/office/word/2024/wordml/sdtformatlock" xmlns:w16se="http://schemas.microsoft.com/office/word/2015/wordml/symex" xmlns:wpg="http://schemas.microsoft.com/office/word/2010/wordprocessingGroup" xmlns:wpi="http://schemas.microsoft.com/office/word/2010/wordprocessingInk" xmlns:wne="http://schemas.microsoft.com/office/word/2006/wordml" xmlns:wps="http://schemas.microsoft.com/office/word/2010/wordprocessingShape" mc:Ignorable="w14 w15 w16se w16cid w16 w16cex w16sdtdh w16sdtfl w16du wp14">
+  <w:abstractNum w:abstractNumId="0" w15:restartNumberingAfterBreak="0">
+    <w:nsid w:val="13752528"/>
+    <w:multiLevelType w:val="hybridMultilevel"/>
+    <w:tmpl w:val="08089B0C"/>
+    <w:lvl w:ilvl="0" w:tplc="A4B8B6B0">
+      <w:start w:val="1"/>
+      <w:numFmt w:val="decimal"/>
+      <w:lvlText w:val="%1."/>
+      <w:lvlJc w:val="left"/>
+      <w:pPr>
+        <w:ind w:left="360" w:hanging="360"/>
+      </w:pPr>
+      <w:rPr>
+        <w:rFonts w:hint="default"/>
+      </w:rPr>
+    </w:lvl>
+    <w:lvl w:ilvl="1" w:tplc="04090017" w:tentative="1">
+      <w:start w:val="1"/>
+      <w:numFmt w:val="aiueoFullWidth"/>
+      <w:lvlText w:val="(%2)"/>
+      <w:lvlJc w:val="left"/>
+      <w:pPr>
+        <w:ind w:left="880" w:hanging="440"/>
+      </w:pPr>
+    </w:lvl>
+    <w:lvl w:ilvl="2" w:tplc="04090011" w:tentative="1">
+      <w:start w:val="1"/>
+      <w:numFmt w:val="decimalEnclosedCircle"/>
+      <w:lvlText w:val="%3"/>
+      <w:lvlJc w:val="left"/>
+      <w:pPr>
+        <w:ind w:left="1320" w:hanging="440"/>
+      </w:pPr>
+    </w:lvl>
+    <w:lvl w:ilvl="3" w:tplc="0409000F" w:tentative="1">
+      <w:start w:val="1"/>
+      <w:numFmt w:val="decimal"/>
+      <w:lvlText w:val="%4."/>
+      <w:lvlJc w:val="left"/>
+      <w:pPr>
+        <w:ind w:left="1760" w:hanging="440"/>
+      </w:pPr>
+    </w:lvl>
+    <w:lvl w:ilvl="4" w:tplc="04090017" w:tentative="1">
+      <w:start w:val="1"/>
+      <w:numFmt w:val="aiueoFullWidth"/>
+      <w:lvlText w:val="(%5)"/>
+      <w:lvlJc w:val="left"/>
+      <w:pPr>
+        <w:ind w:left="2200" w:hanging="440"/>
+      </w:pPr>
+    </w:lvl>
+    <w:lvl w:ilvl="5" w:tplc="04090011" w:tentative="1">
+      <w:start w:val="1"/>
+      <w:numFmt w:val="decimalEnclosedCircle"/>
+      <w:lvlText w:val="%6"/>
+      <w:lvlJc w:val="left"/>
+      <w:pPr>
+        <w:ind w:left="2640" w:hanging="440"/>
+      </w:pPr>
+    </w:lvl>
+    <w:lvl w:ilvl="6" w:tplc="0409000F" w:tentative="1">
+      <w:start w:val="1"/>
+      <w:numFmt w:val="decimal"/>
+      <w:lvlText w:val="%7."/>
+      <w:lvlJc w:val="left"/>
+      <w:pPr>
+        <w:ind w:left="3080" w:hanging="440"/>
+      </w:pPr>
+    </w:lvl>
+    <w:lvl w:ilvl="7" w:tplc="04090017" w:tentative="1">
+      <w:start w:val="1"/>
+      <w:numFmt w:val="aiueoFullWidth"/>
+      <w:lvlText w:val="(%8)"/>
+      <w:lvlJc w:val="left"/>
+      <w:pPr>
+        <w:ind w:left="3520" w:hanging="440"/>
+      </w:pPr>
+    </w:lvl>
+    <w:lvl w:ilvl="8" w:tplc="04090011" w:tentative="1">
+      <w:start w:val="1"/>
+      <w:numFmt w:val="decimalEnclosedCircle"/>
+      <w:lvlText w:val="%9"/>
+      <w:lvlJc w:val="left"/>
+      <w:pPr>
+        <w:ind w:left="3960" w:hanging="440"/>
+      </w:pPr>
+    </w:lvl>
+  </w:abstractNum>
+  <w:abstractNum w:abstractNumId="1" w15:restartNumberingAfterBreak="0">
+    <w:nsid w:val="35856FB6"/>
+    <w:multiLevelType w:val="hybridMultilevel"/>
+    <w:tmpl w:val="CAC819F2"/>
+    <w:lvl w:ilvl="0" w:tplc="34EA82C8">
+      <w:start w:val="1"/>
+      <w:numFmt w:val="decimalFullWidth"/>
+      <w:lvlText w:val="%1，"/>
+      <w:lvlJc w:val="left"/>
+      <w:pPr>
+        <w:ind w:left="450" w:hanging="450"/>
+      </w:pPr>
+      <w:rPr>
+        <w:rFonts w:hint="default"/>
+      </w:rPr>
+    </w:lvl>
+    <w:lvl w:ilvl="1" w:tplc="04090017" w:tentative="1">
+      <w:start w:val="1"/>
+      <w:numFmt w:val="aiueoFullWidth"/>
+      <w:lvlText w:val="(%2)"/>
+      <w:lvlJc w:val="left"/>
+      <w:pPr>
+        <w:ind w:left="880" w:hanging="440"/>
+      </w:pPr>
+    </w:lvl>
+    <w:lvl w:ilvl="2" w:tplc="04090011" w:tentative="1">
+      <w:start w:val="1"/>
+      <w:numFmt w:val="decimalEnclosedCircle"/>
+      <w:lvlText w:val="%3"/>
+      <w:lvlJc w:val="left"/>
+      <w:pPr>
+        <w:ind w:left="1320" w:hanging="440"/>
+      </w:pPr>
+    </w:lvl>
+    <w:lvl w:ilvl="3" w:tplc="0409000F" w:tentative="1">
+      <w:start w:val="1"/>
+      <w:numFmt w:val="decimal"/>
+      <w:lvlText w:val="%4."/>
+      <w:lvlJc w:val="left"/>
+      <w:pPr>
+        <w:ind w:left="1760" w:hanging="440"/>
+      </w:pPr>
+    </w:lvl>
+    <w:lvl w:ilvl="4" w:tplc="04090017" w:tentative="1">
+      <w:start w:val="1"/>
+      <w:numFmt w:val="aiueoFullWidth"/>
+      <w:lvlText w:val="(%5)"/>
+      <w:lvlJc w:val="left"/>
+      <w:pPr>
+        <w:ind w:left="2200" w:hanging="440"/>
+      </w:pPr>
+    </w:lvl>
+    <w:lvl w:ilvl="5" w:tplc="04090011" w:tentative="1">
+      <w:start w:val="1"/>
+      <w:numFmt w:val="decimalEnclosedCircle"/>
+      <w:lvlText w:val="%6"/>
+      <w:lvlJc w:val="left"/>
+      <w:pPr>
+        <w:ind w:left="2640" w:hanging="440"/>
+      </w:pPr>
+    </w:lvl>
+    <w:lvl w:ilvl="6" w:tplc="0409000F" w:tentative="1">
+      <w:start w:val="1"/>
+      <w:numFmt w:val="decimal"/>
+      <w:lvlText w:val="%7."/>
+      <w:lvlJc w:val="left"/>
+      <w:pPr>
+        <w:ind w:left="3080" w:hanging="440"/>
+      </w:pPr>
+    </w:lvl>
+    <w:lvl w:ilvl="7" w:tplc="04090017" w:tentative="1">
+      <w:start w:val="1"/>
+      <w:numFmt w:val="aiueoFullWidth"/>
+      <w:lvlText w:val="(%8)"/>
+      <w:lvlJc w:val="left"/>
+      <w:pPr>
+        <w:ind w:left="3520" w:hanging="440"/>
+      </w:pPr>
+    </w:lvl>
+    <w:lvl w:ilvl="8" w:tplc="04090011" w:tentative="1">
+      <w:start w:val="1"/>
+      <w:numFmt w:val="decimalEnclosedCircle"/>
+      <w:lvlText w:val="%9"/>
+      <w:lvlJc w:val="left"/>
+      <w:pPr>
+        <w:ind w:left="3960" w:hanging="440"/>
+      </w:pPr>
+    </w:lvl>
+  </w:abstractNum>
+  <w:abstractNum w:abstractNumId="2" w15:restartNumberingAfterBreak="0">
+    <w:nsid w:val="4C69132D"/>
+    <w:multiLevelType w:val="hybridMultilevel"/>
+    <w:tmpl w:val="7C02E868"/>
+    <w:lvl w:ilvl="0" w:tplc="6B2E623E">
+      <w:start w:val="1"/>
+      <w:numFmt w:val="decimal"/>
+      <w:lvlText w:val="%1."/>
+      <w:lvlJc w:val="left"/>
+      <w:pPr>
+        <w:ind w:left="360" w:hanging="360"/>
+      </w:pPr>
+      <w:rPr>
+        <w:rFonts w:hint="default"/>
+      </w:rPr>
+    </w:lvl>
+    <w:lvl w:ilvl="1" w:tplc="04090017" w:tentative="1">
+      <w:start w:val="1"/>
+      <w:numFmt w:val="aiueoFullWidth"/>
+      <w:lvlText w:val="(%2)"/>
+      <w:lvlJc w:val="left"/>
+      <w:pPr>
+        <w:ind w:left="880" w:hanging="440"/>
+      </w:pPr>
+    </w:lvl>
+    <w:lvl w:ilvl="2" w:tplc="04090011" w:tentative="1">
+      <w:start w:val="1"/>
+      <w:numFmt w:val="decimalEnclosedCircle"/>
+      <w:lvlText w:val="%3"/>
+      <w:lvlJc w:val="left"/>
+      <w:pPr>
+        <w:ind w:left="1320" w:hanging="440"/>
+      </w:pPr>
+    </w:lvl>
+    <w:lvl w:ilvl="3" w:tplc="0409000F" w:tentative="1">
+      <w:start w:val="1"/>
+      <w:numFmt w:val="decimal"/>
+      <w:lvlText w:val="%4."/>
+      <w:lvlJc w:val="left"/>
+      <w:pPr>
+        <w:ind w:left="1760" w:hanging="440"/>
+      </w:pPr>
+    </w:lvl>
+    <w:lvl w:ilvl="4" w:tplc="04090017" w:tentative="1">
+      <w:start w:val="1"/>
+      <w:numFmt w:val="aiueoFullWidth"/>
+      <w:lvlText w:val="(%5)"/>
+      <w:lvlJc w:val="left"/>
+      <w:pPr>
+        <w:ind w:left="2200" w:hanging="440"/>
+      </w:pPr>
+    </w:lvl>
+    <w:lvl w:ilvl="5" w:tplc="04090011" w:tentative="1">
+      <w:start w:val="1"/>
+      <w:numFmt w:val="decimalEnclosedCircle"/>
+      <w:lvlText w:val="%6"/>
+      <w:lvlJc w:val="left"/>
+      <w:pPr>
+        <w:ind w:left="2640" w:hanging="440"/>
+      </w:pPr>
+    </w:lvl>
+    <w:lvl w:ilvl="6" w:tplc="0409000F" w:tentative="1">
+      <w:start w:val="1"/>
+      <w:numFmt w:val="decimal"/>
+      <w:lvlText w:val="%7."/>
+      <w:lvlJc w:val="left"/>
+      <w:pPr>
+        <w:ind w:left="3080" w:hanging="440"/>
+      </w:pPr>
+    </w:lvl>
+    <w:lvl w:ilvl="7" w:tplc="04090017" w:tentative="1">
+      <w:start w:val="1"/>
+      <w:numFmt w:val="aiueoFullWidth"/>
+      <w:lvlText w:val="(%8)"/>
+      <w:lvlJc w:val="left"/>
+      <w:pPr>
+        <w:ind w:left="3520" w:hanging="440"/>
+      </w:pPr>
+    </w:lvl>
+    <w:lvl w:ilvl="8" w:tplc="04090011" w:tentative="1">
+      <w:start w:val="1"/>
+      <w:numFmt w:val="decimalEnclosedCircle"/>
+      <w:lvlText w:val="%9"/>
+      <w:lvlJc w:val="left"/>
+      <w:pPr>
+        <w:ind w:left="3960" w:hanging="440"/>
+      </w:pPr>
+    </w:lvl>
+  </w:abstractNum>
+  <w:num w:numId="1" w16cid:durableId="1374501024">
+    <w:abstractNumId w:val="1"/>
+  </w:num>
+  <w:num w:numId="2" w16cid:durableId="673922350">
+    <w:abstractNumId w:val="0"/>
+  </w:num>
+  <w:num w:numId="3" w16cid:durableId="1122649944">
+    <w:abstractNumId w:val="2"/>
+  </w:num>
+</w:numbering>
 </file>
 
 <file path=word/styles.xml><?xml version="1.0" encoding="utf-8"?>
